--- a/paper_submission/revision2/tables_and_figures_revised.docx
+++ b/paper_submission/revision2/tables_and_figures_revised.docx
@@ -4976,7 +4976,7 @@
           <w:color w:val="DC1414"/>
           <w:sz w:val="20"/>
         </w:rPr>
-        <w:t>Figure 4. Comparison of HCC Cosine Scores in True HCC Cases (n=417, Val+Test combined).</w:t>
+        <w:t>Figure 4. Impact of Supervised Contrastive Learning (SupCon) on HCC Cosine Score Distributions in Unseen HCC Cases (n=417, Val+Test combined).</w:t>
         <w:br/>
       </w:r>
       <w:r>
@@ -4985,7 +4985,7 @@
           <w:color w:val="DC1414"/>
           <w:sz w:val="19"/>
         </w:rPr>
-        <w:t>Distribution of HCC Cosine Score (Mean Prototype) across training modes (CE only vs. CE+SupCon) evaluated on identical true HCC images. Supervised contrastive learning significantly increased HCC cosine scores toward the HCC prototype in both backbones (paired t-test, both p &lt; 0.001).</w:t>
+        <w:t>Multi-panel evaluation of representation cohesion on identical held-out HCC images. (A) Probability density distribution (KDE and histogram) of EfficientNetV2B0 showing elimination of dispersed left tails and sharp prototype clustering under CE+SupCon. (B) Paired individual sample trajectories of EfficientNetV2B0 (mean paired shift: +0.125, 95% CI [0.110, 0.140], Wilcoxon signed-rank p &lt; 0.001; variance shrinkage: -60.7%, Pitman-Morgan test p &lt; 0.001). (C) Probability density distribution of baseline backbone ResNet50V2. (D) Paired individual sample trajectories of ResNet50V2 (mean paired shift: +0.104, Wilcoxon p &lt; 0.001; Pitman-Morgan p &lt; 0.001).</w:t>
       </w:r>
     </w:p>
     <w:p>
@@ -4999,7 +4999,7 @@
           <w:color w:val="DC1414"/>
           <w:sz w:val="20"/>
         </w:rPr>
-        <w:t>Figure 5. Comparison of ΔScores in True HCC Cases (n=417, Val+Test combined).</w:t>
+        <w:t>Figure 5. Impact of Supervised Contrastive Learning (SupCon) on Hemangioma Cosine Score Distributions in Unseen Hemangioma Cases (n=381, Val+Test combined).</w:t>
         <w:br/>
       </w:r>
       <w:r>
@@ -5008,7 +5008,7 @@
           <w:color w:val="DC1414"/>
           <w:sz w:val="19"/>
         </w:rPr>
-        <w:t>Distribution of Δscore (HCC Cosine − Hemangioma Cosine) in true HCC cases. In contrast to HCC cosine scores, Δscore demonstrated a statistically significant decrease following SupCon training (paired t-test, both p &lt; 0.001) due to concurrent geometric shifts in the embedding space.</w:t>
+        <w:t>Multi-panel evaluation of representation cohesion on identical held-out Hemangioma images. (A) Probability density distribution of EfficientNetV2B0 demonstrating near-deterministic clustering at the hemangioma prototype under CE+SupCon. (B) Paired individual sample trajectories of EfficientNetV2B0 (mean paired shift: +0.048, 95% CI [0.043, 0.052], Wilcoxon signed-rank p &lt; 0.001; variance shrinkage: -98.7%, Pitman-Morgan test p &lt; 0.001). (C) Probability density distribution of ResNet50V2. (D) Paired individual sample trajectories of ResNet50V2 (mean paired shift: +0.024, Wilcoxon p &lt; 0.001; variance shrinkage: -95.6%, Pitman-Morgan p &lt; 0.001).</w:t>
       </w:r>
     </w:p>
     <w:sectPr>
